--- a/Introduccion a la Ingenieria/Kit docente/Clase 15/Guion Docente Clase 15 - Exposicion final de proyectos.docx
+++ b/Introduccion a la Ingenieria/Kit docente/Clase 15/Guion Docente Clase 15 - Exposicion final de proyectos.docx
@@ -608,109 +608,7 @@
           <w:color w:val="4A4A49"/>
           <w:sz w:val="22"/>
         </w:rPr>
-        <w:t xml:space="preserve">La apertura de hoy tiene una función distinta a la de las otras sesiones: no introduce un tema, </w:t>
-      </w:r>
-      <w:r>
-        <w:rPr>
-          <w:b/>
-          <w:color w:val="4A4A49"/>
-          <w:sz w:val="22"/>
-        </w:rPr>
-        <w:t>baja la ansiedad y fija las reglas</w:t>
-      </w:r>
-      <w:r>
-        <w:rPr>
-          <w:b w:val="0"/>
-          <w:color w:val="4A4A49"/>
-          <w:sz w:val="22"/>
-        </w:rPr>
-        <w:t xml:space="preserve">. La pregunta de entrada —«¿cuál fue la decisión que más les costó tomar?»— se responde con una línea por equipo en el muro y sirve para dos cosas: los pone a hablar antes de exponer, y les recuerda que </w:t>
-      </w:r>
-      <w:r>
-        <w:rPr>
-          <w:b/>
-          <w:color w:val="4A4A49"/>
-          <w:sz w:val="22"/>
-        </w:rPr>
-        <w:t>lo que se califica es la decisión, no el resultado</w:t>
-      </w:r>
-      <w:r>
-        <w:rPr>
-          <w:b w:val="0"/>
-          <w:color w:val="4A4A49"/>
-          <w:sz w:val="22"/>
-        </w:rPr>
-        <w:t>. Muchos equipos llegan creyendo que van a ser juzgados por si su prototipo es bonito.</w:t>
-      </w:r>
-    </w:p>
-    <w:p>
-      <w:r>
-        <w:rPr>
-          <w:b/>
-          <w:color w:val="4A4A49"/>
-          <w:sz w:val="22"/>
-        </w:rPr>
-        <w:t>El sorteo del orden se hace en vivo y en pantalla.</w:t>
-      </w:r>
-      <w:r>
-        <w:rPr>
-          <w:b w:val="0"/>
-          <w:color w:val="4A4A49"/>
-          <w:sz w:val="22"/>
-        </w:rPr>
-        <w:t xml:space="preserve"> No es teatro: si el orden se anuncia antes, los últimos equipos siguen preparando durante las primeras exposiciones y no escuchan. Sorteado al empezar, los cinco equipos tienen que estar listos desde el primer minuto y todos escuchan a todos. Dígalo así.</w:t>
-      </w:r>
-    </w:p>
-    <w:p>
-      <w:r>
-        <w:rPr>
-          <w:b w:val="0"/>
-          <w:color w:val="4A4A49"/>
-          <w:sz w:val="22"/>
-        </w:rPr>
-        <w:t xml:space="preserve">Antes de la primera exposición, </w:t>
-      </w:r>
-      <w:r>
-        <w:rPr>
-          <w:b/>
-          <w:color w:val="4A4A49"/>
-          <w:sz w:val="22"/>
-        </w:rPr>
-        <w:t>verifique en voz alta el plan B de los cinco equipos</w:t>
-      </w:r>
-      <w:r>
-        <w:rPr>
-          <w:b w:val="0"/>
-          <w:color w:val="4A4A49"/>
-          <w:sz w:val="22"/>
-        </w:rPr>
-        <w:t>: PDF descargado y capturas en la carpeta. Toma dos minutos y cada semestre salva al menos un equipo. Un equipo que no lo tenga y cuyo prototipo no cargue pierde el tramo de 25 puntos por algo que se prevenía en cinco minutos.</w:t>
-      </w:r>
-    </w:p>
-    <w:p>
-      <w:r>
-        <w:rPr>
-          <w:b w:val="0"/>
-          <w:color w:val="4A4A49"/>
-          <w:sz w:val="22"/>
-        </w:rPr>
-        <w:t xml:space="preserve">Sobre el rol de quien no expone, hay que ser explícito porque de lo contrario nadie escucha: </w:t>
-      </w:r>
-      <w:r>
-        <w:rPr>
-          <w:b/>
-          <w:color w:val="4A4A49"/>
-          <w:sz w:val="22"/>
-        </w:rPr>
-        <w:t>la ficha de valoración entre pares se califica</w:t>
-      </w:r>
-      <w:r>
-        <w:rPr>
-          <w:b w:val="0"/>
-          <w:color w:val="4A4A49"/>
-          <w:sz w:val="22"/>
-        </w:rPr>
-        <w:t>, dentro de la nota de exposiciones del corte. Una fila por equipo con lo más fuerte, lo que no quedó claro y una pregunta. Y la ficha tiene un beneficio para quien la llena: obliga a comparar el proyecto propio con cuatro más, que es la manera más rápida de ver los vacíos del propio informe.</w:t>
+        <w:t>Proyectado en la lamina «Cómo se encuadra el día, y por qué el sorteo importa (1/2)» (5 vinetas).</w:t>
       </w:r>
     </w:p>
     <w:p>
@@ -733,135 +631,7 @@
           <w:color w:val="4A4A49"/>
           <w:sz w:val="22"/>
         </w:rPr>
-        <w:t xml:space="preserve">La rúbrica se proyecta al empezar y hay que dejarla visible: calificar con criterios publicados evita la discusión posterior y, sobre todo, </w:t>
-      </w:r>
-      <w:r>
-        <w:rPr>
-          <w:b/>
-          <w:color w:val="4A4A49"/>
-          <w:sz w:val="22"/>
-        </w:rPr>
-        <w:t>le dice al que expone qué es lo importante</w:t>
-      </w:r>
-      <w:r>
-        <w:rPr>
-          <w:b w:val="0"/>
-          <w:color w:val="4A4A49"/>
-          <w:sz w:val="22"/>
-        </w:rPr>
-        <w:t>. Los pesos no son arbitrarios — el tramo 3 vale más porque es la evidencia de que hicieron algo, y el tramo 4 vale 20 porque es lo que distingue un proyecto de una idea.</w:t>
-      </w:r>
-    </w:p>
-    <w:p>
-      <w:r>
-        <w:rPr>
-          <w:b/>
-          <w:color w:val="4A4A49"/>
-          <w:sz w:val="22"/>
-        </w:rPr>
-        <w:t>Califique mientras escucha, no después.</w:t>
-      </w:r>
-      <w:r>
-        <w:rPr>
-          <w:b w:val="0"/>
-          <w:color w:val="4A4A49"/>
-          <w:sz w:val="22"/>
-        </w:rPr>
-        <w:t xml:space="preserve"> Con cinco equipos seguidos, la memoria mezcla las exposiciones y termina premiando al último. Tenga la tabla de cinco tramos por equipo abierta y anote el puntaje al terminar cada tramo, más una frase de por qué. Esa frase es lo que después se devuelve como retroalimentación.</w:t>
-      </w:r>
-    </w:p>
-    <w:p>
-      <w:r>
-        <w:rPr>
-          <w:b/>
-          <w:color w:val="4A4A49"/>
-          <w:sz w:val="22"/>
-        </w:rPr>
-        <w:t>Los dos descuentos hay que aplicarlos, y anunciarlos antes.</w:t>
-      </w:r>
-      <w:r>
-        <w:rPr>
-          <w:b w:val="0"/>
-          <w:color w:val="4A4A49"/>
-          <w:sz w:val="22"/>
-        </w:rPr>
-        <w:t xml:space="preserve"> Hasta 10 puntos si no todos los integrantes hablan —porque la exposición en equipo es lo que se está evaluando— y hasta 10 si nadie sabe responder una pregunta de su propio tramo. El segundo descuento es el que más enseña: destapa al equipo donde uno solo hizo el trabajo y los demás leyeron un guion.</w:t>
-      </w:r>
-    </w:p>
-    <w:p>
-      <w:r>
-        <w:rPr>
-          <w:b/>
-          <w:color w:val="4A4A49"/>
-          <w:sz w:val="22"/>
-        </w:rPr>
-        <w:t>Sobre el corte a los nueve minutos:</w:t>
-      </w:r>
-      <w:r>
-        <w:rPr>
-          <w:b w:val="0"/>
-          <w:color w:val="4A4A49"/>
-          <w:sz w:val="22"/>
-        </w:rPr>
-        <w:t xml:space="preserve"> avise en el chat a los 8, y corte a los 9 aunque quede una frase a medias. Es incómodo la primera vez y después el curso lo acepta como parte del juego. El argumento, si alguien reclama, es aritmético y no disciplinario: cinco equipos por 12 minutos son 60, y el tiempo que un equipo se pasa lo pierde el último. </w:t>
-      </w:r>
-      <w:r>
-        <w:rPr>
-          <w:b/>
-          <w:color w:val="4A4A49"/>
-          <w:sz w:val="22"/>
-        </w:rPr>
-        <w:t>No descuente puntos adicionales por pasarse</w:t>
-      </w:r>
-      <w:r>
-        <w:rPr>
-          <w:b w:val="0"/>
-          <w:color w:val="4A4A49"/>
-          <w:sz w:val="22"/>
-        </w:rPr>
-        <w:t>: el corte ya es el castigo, porque los tramos que faltaban valen cero.</w:t>
-      </w:r>
-    </w:p>
-    <w:p>
-      <w:r>
-        <w:rPr>
-          <w:b w:val="0"/>
-          <w:color w:val="4A4A49"/>
-          <w:sz w:val="22"/>
-        </w:rPr>
-        <w:t xml:space="preserve">Un criterio de calificación que conviene tener claro de antemano: </w:t>
-      </w:r>
-      <w:r>
-        <w:rPr>
-          <w:b/>
-          <w:color w:val="4A4A49"/>
-          <w:sz w:val="22"/>
-        </w:rPr>
-        <w:t>un equipo que cuenta un fracaso con honestidad saca más que uno que presenta todo perfecto.</w:t>
-      </w:r>
-      <w:r>
-        <w:rPr>
-          <w:b w:val="0"/>
-          <w:color w:val="4A4A49"/>
-          <w:sz w:val="22"/>
-        </w:rPr>
-        <w:t xml:space="preserve"> No es generosidad: en un prototipo de primer semestre, «todo funcionó a la primera» significa casi siempre que no se probó con nadie. Si un equipo no reporta ningún hallazgo en el tramo 4, la pregunta obligatoria es </w:t>
-      </w:r>
-      <w:r>
-        <w:rPr>
-          <w:b/>
-          <w:color w:val="4A4A49"/>
-          <w:sz w:val="22"/>
-        </w:rPr>
-        <w:t>«¿con quién lo probaron y qué hizo esa persona?»</w:t>
-      </w:r>
-      <w:r>
-        <w:rPr>
-          <w:b w:val="0"/>
-          <w:color w:val="4A4A49"/>
-          <w:sz w:val="22"/>
-        </w:rPr>
-        <w:t>.</w:t>
+        <w:t>Proyectado en la lamina «Cómo se encuadra el día, y por qué el sorteo importa (2/2)» (7 vinetas).</w:t>
       </w:r>
     </w:p>
     <w:p>
@@ -884,135 +654,7 @@
           <w:color w:val="4A4A49"/>
           <w:sz w:val="22"/>
         </w:rPr>
-        <w:t xml:space="preserve">Los tres minutos de preguntas no son un trámite: son la parte de la sesión donde se ve quién entendió el proyecto. Por eso la regla es </w:t>
-      </w:r>
-      <w:r>
-        <w:rPr>
-          <w:b/>
-          <w:color w:val="4A4A49"/>
-          <w:sz w:val="22"/>
-        </w:rPr>
-        <w:t>responde quien tiene el tramo</w:t>
-      </w:r>
-      <w:r>
-        <w:rPr>
-          <w:b w:val="0"/>
-          <w:color w:val="4A4A49"/>
-          <w:sz w:val="22"/>
-        </w:rPr>
-        <w:t>, y hay que hacerla cumplir con firmeza —si el mismo integrante responde todo, redirija: «esa es del tramo 4, ¿quién lo presentó?»—.</w:t>
-      </w:r>
-    </w:p>
-    <w:p>
-      <w:r>
-        <w:rPr>
-          <w:b w:val="0"/>
-          <w:color w:val="4A4A49"/>
-          <w:sz w:val="22"/>
-        </w:rPr>
-        <w:t xml:space="preserve">Enseñe explícitamente que </w:t>
-      </w:r>
-      <w:r>
-        <w:rPr>
-          <w:b/>
-          <w:color w:val="4A4A49"/>
-          <w:sz w:val="22"/>
-        </w:rPr>
-        <w:t>«no lo medimos» es una respuesta válida y buena</w:t>
-      </w:r>
-      <w:r>
-        <w:rPr>
-          <w:b w:val="0"/>
-          <w:color w:val="4A4A49"/>
-          <w:sz w:val="22"/>
-        </w:rPr>
-        <w:t xml:space="preserve">. Un estudiante de primer semestre cree que no saber es un fracaso, y por eso inventa cifras. Hay que decirle lo contrario: lo que hunde una sustentación es afirmar con seguridad algo que no se verificó, porque una sola cifra inventada vuelve dudoso todo lo demás. Es la misma lección de la sesión 5 sobre datos con fuente y de la 11 sobre la IA que </w:t>
-      </w:r>
-      <w:r>
-        <w:rPr>
-          <w:b/>
-          <w:color w:val="4A4A49"/>
-          <w:sz w:val="22"/>
-        </w:rPr>
-        <w:t>inventa con seguridad</w:t>
-      </w:r>
-      <w:r>
-        <w:rPr>
-          <w:b w:val="0"/>
-          <w:color w:val="4A4A49"/>
-          <w:sz w:val="22"/>
-        </w:rPr>
-        <w:t>.</w:t>
-      </w:r>
-    </w:p>
-    <w:p>
-      <w:r>
-        <w:rPr>
-          <w:b w:val="0"/>
-          <w:color w:val="4A4A49"/>
-          <w:sz w:val="22"/>
-        </w:rPr>
-        <w:t xml:space="preserve">La segunda enseñanza es la diferencia entre excusa y decisión. «No lo hicimos porque no nos alcanzó el tiempo» suena a incumplimiento; </w:t>
-      </w:r>
-      <w:r>
-        <w:rPr>
-          <w:b/>
-          <w:color w:val="4A4A49"/>
-          <w:sz w:val="22"/>
-        </w:rPr>
-        <w:t>«decidimos no hacerlo y sacrificamos esto a cambio»</w:t>
-      </w:r>
-      <w:r>
-        <w:rPr>
-          <w:b w:val="0"/>
-          <w:color w:val="4A4A49"/>
-          <w:sz w:val="22"/>
-        </w:rPr>
-        <w:t xml:space="preserve"> es exactamente el lenguaje del alcance mínimo de la sesión 8. Los equipos ya tienen la decisión escrita desde entonces: solo hay que recordarles que la usen.</w:t>
-      </w:r>
-    </w:p>
-    <w:p>
-      <w:r>
-        <w:rPr>
-          <w:b/>
-          <w:color w:val="4A4A49"/>
-          <w:sz w:val="22"/>
-        </w:rPr>
-        <w:t>Reserve una pregunta suya para cada equipo, y hágala útil.</w:t>
-      </w:r>
-      <w:r>
-        <w:rPr>
-          <w:b w:val="0"/>
-          <w:color w:val="4A4A49"/>
-          <w:sz w:val="22"/>
-        </w:rPr>
-        <w:t xml:space="preserve"> Las tres que más rinden: «¿con quién lo probaron y qué hizo esa persona?» —destapa si hubo prueba real—, «¿qué pasa con alguien que no tiene datos móviles?» —destapa si pensaron en los afectados no usuarios— y «si tuvieran una semana más, ¿qué harían primero?» —destapa si tienen criterio de prioridad o solo una lista de deseos—.</w:t>
-      </w:r>
-    </w:p>
-    <w:p>
-      <w:r>
-        <w:rPr>
-          <w:b w:val="0"/>
-          <w:color w:val="4A4A49"/>
-          <w:sz w:val="22"/>
-        </w:rPr>
-        <w:t xml:space="preserve">Cuide el tiempo de las respuestas: tres minutos alcanzan para dos o tres preguntas </w:t>
-      </w:r>
-      <w:r>
-        <w:rPr>
-          <w:b/>
-          <w:color w:val="4A4A49"/>
-          <w:sz w:val="22"/>
-        </w:rPr>
-        <w:t>si las respuestas duran treinta segundos</w:t>
-      </w:r>
-      <w:r>
-        <w:rPr>
-          <w:b w:val="0"/>
-          <w:color w:val="4A4A49"/>
-          <w:sz w:val="22"/>
-        </w:rPr>
-        <w:t>. Una respuesta de dos minutos se come las preguntas de los demás, y hay que interrumpirla con cortesía.</w:t>
+        <w:t>Proyectado en la lamina «Cómo se califica cada tramo, sin discutir con el reloj (1/2)» (7 vinetas).</w:t>
       </w:r>
     </w:p>
     <w:p>
@@ -1035,101 +677,7 @@
           <w:color w:val="4A4A49"/>
           <w:sz w:val="22"/>
         </w:rPr>
-        <w:t xml:space="preserve">Los ocho minutos de cierre no son para felicitar. Son para </w:t>
-      </w:r>
-      <w:r>
-        <w:rPr>
-          <w:b/>
-          <w:color w:val="4A4A49"/>
-          <w:sz w:val="22"/>
-        </w:rPr>
-        <w:t>convertir las cinco exposiciones en trabajo concreto para el informe final</w:t>
-      </w:r>
-      <w:r>
-        <w:rPr>
-          <w:b w:val="0"/>
-          <w:color w:val="4A4A49"/>
-          <w:sz w:val="22"/>
-        </w:rPr>
-        <w:t>, que se entrega la próxima sesión y vale el 20 %.</w:t>
-      </w:r>
-    </w:p>
-    <w:p>
-      <w:r>
-        <w:rPr>
-          <w:b w:val="0"/>
-          <w:color w:val="4A4A49"/>
-          <w:sz w:val="22"/>
-        </w:rPr>
-        <w:t xml:space="preserve">La instrucción operativa para cada equipo es una: </w:t>
-      </w:r>
-      <w:r>
-        <w:rPr>
-          <w:b/>
-          <w:color w:val="4A4A49"/>
-          <w:sz w:val="22"/>
-        </w:rPr>
-        <w:t>anoten lo que el curso no entendió de su proyecto, porque eso es exactamente lo que hay que escribir mejor en el informe.</w:t>
-      </w:r>
-      <w:r>
-        <w:rPr>
-          <w:b w:val="0"/>
-          <w:color w:val="4A4A49"/>
-          <w:sz w:val="22"/>
-        </w:rPr>
-        <w:t xml:space="preserve"> Si tres personas preguntaron cómo se actualiza la lista, la sección de la solución no está clara. Una pregunta repetida es un diagnóstico gratis.</w:t>
-      </w:r>
-    </w:p>
-    <w:p>
-      <w:r>
-        <w:rPr>
-          <w:b w:val="0"/>
-          <w:color w:val="4A4A49"/>
-          <w:sz w:val="22"/>
-        </w:rPr>
-        <w:t xml:space="preserve">Devuelva </w:t>
-      </w:r>
-      <w:r>
-        <w:rPr>
-          <w:b/>
-          <w:color w:val="4A4A49"/>
-          <w:sz w:val="22"/>
-        </w:rPr>
-        <w:t>una observación por equipo, dicha en público y en una frase</w:t>
-      </w:r>
-      <w:r>
-        <w:rPr>
-          <w:b w:val="0"/>
-          <w:color w:val="4A4A49"/>
-          <w:sz w:val="22"/>
-        </w:rPr>
-        <w:t xml:space="preserve"> —lo que más sumó y la única cosa que cambiaría—. La retroalimentación detallada va después, por escrito, con las frases que anotó mientras calificaba. En público, una sola cosa: es la misma regla de la Clase 12 sobre retroalimentación útil.</w:t>
-      </w:r>
-    </w:p>
-    <w:p>
-      <w:r>
-        <w:rPr>
-          <w:b w:val="0"/>
-          <w:color w:val="4A4A49"/>
-          <w:sz w:val="22"/>
-        </w:rPr>
-        <w:t xml:space="preserve">Y cierre nombrando lo que efectivamente pasó, sin discurso: hace quince sesiones estos equipos tenían una ocurrencia; hoy sustentaron un problema con evidencia, una decisión con criterios, un prototipo probado con personas reales y un impacto con sus costos. </w:t>
-      </w:r>
-      <w:r>
-        <w:rPr>
-          <w:b/>
-          <w:color w:val="4A4A49"/>
-          <w:sz w:val="22"/>
-        </w:rPr>
-        <w:t>Eso es el ciclo completo de un proyecto de ingeniería</w:t>
-      </w:r>
-      <w:r>
-        <w:rPr>
-          <w:b w:val="0"/>
-          <w:color w:val="4A4A49"/>
-          <w:sz w:val="22"/>
-        </w:rPr>
-        <w:t>, y lo hicieron en primer semestre. Vale decirlo una vez, en serio y corto.</w:t>
+        <w:t>Proyectado en la lamina «Cómo se califica cada tramo, sin discutir con el reloj (2/2)» (6 vinetas).</w:t>
       </w:r>
     </w:p>
     <w:p>
@@ -1274,6 +822,110 @@
           <w:sz w:val="22"/>
         </w:rPr>
         <w:t>Tres cosas antes de empezar</w:t>
+      </w:r>
+    </w:p>
+    <w:p>
+      <w:pPr>
+        <w:pStyle w:val="ListNumber"/>
+      </w:pPr>
+      <w:r>
+        <w:rPr>
+          <w:b w:val="0"/>
+          <w:color w:val="4A4A49"/>
+          <w:sz w:val="22"/>
+        </w:rPr>
+        <w:t>Cómo se encuadra el día, y por qué el sorteo importa (1/2)</w:t>
+      </w:r>
+    </w:p>
+    <w:p>
+      <w:pPr>
+        <w:pStyle w:val="ListNumber"/>
+      </w:pPr>
+      <w:r>
+        <w:rPr>
+          <w:b w:val="0"/>
+          <w:color w:val="4A4A49"/>
+          <w:sz w:val="22"/>
+        </w:rPr>
+        <w:t>Cómo se encuadra el día, y por qué el sorteo importa (2/2)</w:t>
+      </w:r>
+    </w:p>
+    <w:p>
+      <w:pPr>
+        <w:pStyle w:val="ListNumber"/>
+      </w:pPr>
+      <w:r>
+        <w:rPr>
+          <w:b w:val="0"/>
+          <w:color w:val="4A4A49"/>
+          <w:sz w:val="22"/>
+        </w:rPr>
+        <w:t>Cómo se califica cada tramo, sin discutir con el reloj (1/2)</w:t>
+      </w:r>
+    </w:p>
+    <w:p>
+      <w:pPr>
+        <w:pStyle w:val="ListNumber"/>
+      </w:pPr>
+      <w:r>
+        <w:rPr>
+          <w:b w:val="0"/>
+          <w:color w:val="4A4A49"/>
+          <w:sz w:val="22"/>
+        </w:rPr>
+        <w:t>Cómo se califica cada tramo, sin discutir con el reloj (2/2)</w:t>
+      </w:r>
+    </w:p>
+    <w:p>
+      <w:pPr>
+        <w:pStyle w:val="ListNumber"/>
+      </w:pPr>
+      <w:r>
+        <w:rPr>
+          <w:b w:val="0"/>
+          <w:color w:val="4A4A49"/>
+          <w:sz w:val="22"/>
+        </w:rPr>
+        <w:t>Las preguntas: los tres minutos que destapan el trabajo real (1/2)</w:t>
+      </w:r>
+    </w:p>
+    <w:p>
+      <w:pPr>
+        <w:pStyle w:val="ListNumber"/>
+      </w:pPr>
+      <w:r>
+        <w:rPr>
+          <w:b w:val="0"/>
+          <w:color w:val="4A4A49"/>
+          <w:sz w:val="22"/>
+        </w:rPr>
+        <w:t>Las preguntas: los tres minutos que destapan el trabajo real (2/2)</w:t>
+      </w:r>
+    </w:p>
+    <w:p>
+      <w:pPr>
+        <w:pStyle w:val="ListNumber"/>
+      </w:pPr>
+      <w:r>
+        <w:rPr>
+          <w:b w:val="0"/>
+          <w:color w:val="4A4A49"/>
+          <w:sz w:val="22"/>
+        </w:rPr>
+        <w:t>El cierre: qué hacer con lo que salió hoy (1/2)</w:t>
+      </w:r>
+    </w:p>
+    <w:p>
+      <w:pPr>
+        <w:pStyle w:val="ListNumber"/>
+      </w:pPr>
+      <w:r>
+        <w:rPr>
+          <w:b w:val="0"/>
+          <w:color w:val="4A4A49"/>
+          <w:sz w:val="22"/>
+        </w:rPr>
+        <w:t>El cierre: qué hacer con lo que salió hoy (2/2)</w:t>
       </w:r>
     </w:p>
     <w:p>

--- a/Introduccion a la Ingenieria/Kit docente/Clase 15/Guion Docente Clase 15 - Exposicion final de proyectos.docx
+++ b/Introduccion a la Ingenieria/Kit docente/Clase 15/Guion Docente Clase 15 - Exposicion final de proyectos.docx
@@ -608,7 +608,46 @@
           <w:color w:val="4A4A49"/>
           <w:sz w:val="22"/>
         </w:rPr>
-        <w:t>Proyectado en la lamina «Cómo se encuadra el día, y por qué el sorteo importa (1/2)» (5 vinetas).</w:t>
+        <w:t>Proyectado en la lamina «Cómo se encuadra el día, y por qué el sorteo importa (1/2)» (4 vinetas).</w:t>
+      </w:r>
+    </w:p>
+    <w:p>
+      <w:pPr>
+        <w:pStyle w:val="ListBullet"/>
+      </w:pPr>
+      <w:r>
+        <w:rPr>
+          <w:b w:val="0"/>
+          <w:color w:val="4A4A49"/>
+          <w:sz w:val="22"/>
+        </w:rPr>
+        <w:t>Sorteado al empezar, los cinco equipos tienen que estar listos desde el primer minuto y todos escuchan a todos.</w:t>
+      </w:r>
+    </w:p>
+    <w:p>
+      <w:pPr>
+        <w:pStyle w:val="ListBullet"/>
+      </w:pPr>
+      <w:r>
+        <w:rPr>
+          <w:b w:val="0"/>
+          <w:color w:val="4A4A49"/>
+          <w:sz w:val="22"/>
+        </w:rPr>
+        <w:t>Toma dos minutos y cada semestre salva al menos un equipo.</w:t>
+      </w:r>
+    </w:p>
+    <w:p>
+      <w:pPr>
+        <w:pStyle w:val="ListBullet"/>
+      </w:pPr>
+      <w:r>
+        <w:rPr>
+          <w:b w:val="0"/>
+          <w:color w:val="4A4A49"/>
+          <w:sz w:val="22"/>
+        </w:rPr>
+        <w:t>Una fila por equipo con lo más fuerte, lo que no quedó claro y una pregunta.</w:t>
       </w:r>
     </w:p>
     <w:p>
@@ -631,7 +670,7 @@
           <w:color w:val="4A4A49"/>
           <w:sz w:val="22"/>
         </w:rPr>
-        <w:t>Proyectado en la lamina «Cómo se encuadra el día, y por qué el sorteo importa (2/2)» (7 vinetas).</w:t>
+        <w:t>Proyectado en la lamina «Cómo se encuadra el día, y por qué el sorteo importa (2/2)» (4 vinetas).</w:t>
       </w:r>
     </w:p>
     <w:p>
@@ -654,7 +693,49 @@
           <w:color w:val="4A4A49"/>
           <w:sz w:val="22"/>
         </w:rPr>
-        <w:t>Proyectado en la lamina «Cómo se califica cada tramo, sin discutir con el reloj (1/2)» (7 vinetas).</w:t>
+        <w:t>Proyectado en la lamina «Cómo se califica cada tramo, sin discutir con el reloj (1/2)» (5 vinetas).</w:t>
+      </w:r>
+    </w:p>
+    <w:p>
+      <w:pPr>
+        <w:pStyle w:val="ListBullet"/>
+      </w:pPr>
+      <w:r>
+        <w:rPr>
+          <w:b w:val="0"/>
+          <w:color w:val="4A4A49"/>
+          <w:sz w:val="22"/>
+        </w:rPr>
+        <w:t>Tenga la tabla de cinco tramos por equipo abierta y anote el puntaje al terminar cada tramo, más una frase de por qué.</w:t>
+      </w:r>
+    </w:p>
+    <w:p>
+      <w:pPr>
+        <w:pStyle w:val="ListBullet"/>
+      </w:pPr>
+      <w:r>
+        <w:rPr>
+          <w:b w:val="0"/>
+          <w:color w:val="4A4A49"/>
+          <w:sz w:val="22"/>
+        </w:rPr>
+        <w:t xml:space="preserve">Esa frase es lo que después se devuelve como retroalimentación. </w:t>
+      </w:r>
+      <w:r>
+        <w:rPr>
+          <w:b/>
+          <w:color w:val="4A4A49"/>
+          <w:sz w:val="22"/>
+        </w:rPr>
+        <w:t>Los dos descuentos hay que aplicarlos, y anunciarlos antes.</w:t>
+      </w:r>
+      <w:r>
+        <w:rPr>
+          <w:b w:val="0"/>
+          <w:color w:val="4A4A49"/>
+          <w:sz w:val="22"/>
+        </w:rPr>
+        <w:t xml:space="preserve"> Hasta 10 puntos si no todos los integrantes hablan —porque la exposición en equipo es lo que se está evaluando— y hasta 10 si nadie sabe responder una pregunta de su propio tramo.</w:t>
       </w:r>
     </w:p>
     <w:p>
@@ -677,7 +758,7 @@
           <w:color w:val="4A4A49"/>
           <w:sz w:val="22"/>
         </w:rPr>
-        <w:t>Proyectado en la lamina «Cómo se califica cada tramo, sin discutir con el reloj (2/2)» (6 vinetas).</w:t>
+        <w:t>Proyectado en la lamina «Cómo se califica cada tramo, sin discutir con el reloj (2/2)» (5 vinetas).</w:t>
       </w:r>
     </w:p>
     <w:p>

--- a/Introduccion a la Ingenieria/Kit docente/Clase 15/Guion Docente Clase 15 - Exposicion final de proyectos.docx
+++ b/Introduccion a la Ingenieria/Kit docente/Clase 15/Guion Docente Clase 15 - Exposicion final de proyectos.docx
@@ -1007,6 +1007,32 @@
           <w:sz w:val="22"/>
         </w:rPr>
         <w:t>El cierre: qué hacer con lo que salió hoy (2/2)</w:t>
+      </w:r>
+    </w:p>
+    <w:p>
+      <w:pPr>
+        <w:pStyle w:val="ListNumber"/>
+      </w:pPr>
+      <w:r>
+        <w:rPr>
+          <w:b w:val="0"/>
+          <w:color w:val="4A4A49"/>
+          <w:sz w:val="22"/>
+        </w:rPr>
+        <w:t>Plantilla del entregable: los 5 bloques</w:t>
+      </w:r>
+    </w:p>
+    <w:p>
+      <w:pPr>
+        <w:pStyle w:val="ListNumber"/>
+      </w:pPr>
+      <w:r>
+        <w:rPr>
+          <w:b w:val="0"/>
+          <w:color w:val="4A4A49"/>
+          <w:sz w:val="22"/>
+        </w:rPr>
+        <w:t>Guion de la exposicion, con tiempos</w:t>
       </w:r>
     </w:p>
     <w:p>

--- a/Introduccion a la Ingenieria/Kit docente/Clase 15/Guion Docente Clase 15 - Exposicion final de proyectos.docx
+++ b/Introduccion a la Ingenieria/Kit docente/Clase 15/Guion Docente Clase 15 - Exposicion final de proyectos.docx
@@ -10,6 +10,48 @@
           <w:sz w:val="44"/>
         </w:rPr>
         <w:t>Guion docente — Clase 15: Exposición final de proyectos</w:t>
+      </w:r>
+    </w:p>
+    <w:p>
+      <w:pPr>
+        <w:ind w:left="432"/>
+        <w:shd w:val="clear" w:fill="F7F7F8"/>
+      </w:pPr>
+      <w:r>
+        <w:rPr>
+          <w:b/>
+          <w:i/>
+          <w:color w:val="4A4A49"/>
+          <w:sz w:val="21"/>
+        </w:rPr>
+        <w:t>Guion de tiempos y desarrollo de la clase.</w:t>
+      </w:r>
+      <w:r>
+        <w:rPr>
+          <w:b w:val="0"/>
+          <w:i/>
+          <w:color w:val="4A4A49"/>
+          <w:sz w:val="21"/>
+        </w:rPr>
+        <w:t xml:space="preserve"> Dice qué franja es, qué lámina está en pantalla y qué se hace. </w:t>
+      </w:r>
+      <w:r>
+        <w:rPr>
+          <w:b/>
+          <w:i/>
+          <w:color w:val="4A4A49"/>
+          <w:sz w:val="21"/>
+        </w:rPr>
+        <w:t>Los conceptos y las respuestas a las preguntas de cada lámina están en las NOTAS DEL PRESENTADOR del deck</w:t>
+      </w:r>
+      <w:r>
+        <w:rPr>
+          <w:b w:val="0"/>
+          <w:i/>
+          <w:color w:val="4A4A49"/>
+          <w:sz w:val="21"/>
+        </w:rPr>
+        <w:t xml:space="preserve"> (en PowerPoint: vista del presentador, o Ver → Notas), debajo de la lámina donde hacen falta.</w:t>
       </w:r>
     </w:p>
     <w:p>
@@ -559,7 +601,7 @@
           <w:color w:val="1A1C1D"/>
           <w:sz w:val="32"/>
         </w:rPr>
-        <w:t>Fundamento teórico para el docente</w:t>
+        <w:t>Dónde está cada concepto</w:t>
       </w:r>
     </w:p>
     <w:p>
@@ -569,15 +611,20 @@
           <w:color w:val="4A4A49"/>
           <w:sz w:val="22"/>
         </w:rPr>
-        <w:t xml:space="preserve">Esta sección está escrita para dictar la clase </w:t>
+        <w:t>Debajo de estas láminas, en las notas del presentador:</w:t>
       </w:r>
+    </w:p>
+    <w:p>
+      <w:pPr>
+        <w:pStyle w:val="ListBullet"/>
+      </w:pPr>
       <w:r>
         <w:rPr>
           <w:b/>
           <w:color w:val="4A4A49"/>
           <w:sz w:val="22"/>
         </w:rPr>
-        <w:t>sin consultar otra fuente</w:t>
+        <w:t>Cómo se encuadra el día, y por qué el sorteo importa</w:t>
       </w:r>
       <w:r>
         <w:rPr>
@@ -585,7 +632,70 @@
           <w:color w:val="4A4A49"/>
           <w:sz w:val="22"/>
         </w:rPr>
-        <w:t>, y va dividida por diapositiva: cada bloque dice a qué diapositiva corresponde.</w:t>
+        <w:t xml:space="preserve"> → diapositivas 4 y 6</w:t>
+      </w:r>
+    </w:p>
+    <w:p>
+      <w:pPr>
+        <w:pStyle w:val="ListBullet"/>
+      </w:pPr>
+      <w:r>
+        <w:rPr>
+          <w:b/>
+          <w:color w:val="4A4A49"/>
+          <w:sz w:val="22"/>
+        </w:rPr>
+        <w:t>Cómo se califica cada tramo, sin discutir con el reloj</w:t>
+      </w:r>
+      <w:r>
+        <w:rPr>
+          <w:b w:val="0"/>
+          <w:color w:val="4A4A49"/>
+          <w:sz w:val="22"/>
+        </w:rPr>
+        <w:t xml:space="preserve"> → diapositiva 5</w:t>
+      </w:r>
+    </w:p>
+    <w:p>
+      <w:pPr>
+        <w:pStyle w:val="ListBullet"/>
+      </w:pPr>
+      <w:r>
+        <w:rPr>
+          <w:b/>
+          <w:color w:val="4A4A49"/>
+          <w:sz w:val="22"/>
+        </w:rPr>
+        <w:t>Las preguntas: los tres minutos que destapan el trabajo real</w:t>
+      </w:r>
+      <w:r>
+        <w:rPr>
+          <w:b w:val="0"/>
+          <w:color w:val="4A4A49"/>
+          <w:sz w:val="22"/>
+        </w:rPr>
+        <w:t xml:space="preserve"> → diapositiva 7</w:t>
+      </w:r>
+    </w:p>
+    <w:p>
+      <w:pPr>
+        <w:pStyle w:val="ListBullet"/>
+      </w:pPr>
+      <w:r>
+        <w:rPr>
+          <w:b/>
+          <w:color w:val="4A4A49"/>
+          <w:sz w:val="22"/>
+        </w:rPr>
+        <w:t>El cierre: qué hacer con lo que salió hoy</w:t>
+      </w:r>
+      <w:r>
+        <w:rPr>
+          <w:b w:val="0"/>
+          <w:color w:val="4A4A49"/>
+          <w:sz w:val="22"/>
+        </w:rPr>
+        <w:t xml:space="preserve"> → diapositiva 9</w:t>
       </w:r>
     </w:p>
     <w:p>
@@ -598,56 +708,7 @@
           <w:color w:val="1A1C1D"/>
           <w:sz w:val="32"/>
         </w:rPr>
-        <w:t>Cómo se encuadra el día, y por qué el sorteo importa - diapositivas 4 y 6</w:t>
-      </w:r>
-    </w:p>
-    <w:p>
-      <w:r>
-        <w:rPr>
-          <w:b w:val="0"/>
-          <w:color w:val="4A4A49"/>
-          <w:sz w:val="22"/>
-        </w:rPr>
-        <w:t>Proyectado en la lamina «Cómo se encuadra el día, y por qué el sorteo importa (1/2)» (4 vinetas).</w:t>
-      </w:r>
-    </w:p>
-    <w:p>
-      <w:pPr>
-        <w:pStyle w:val="ListBullet"/>
-      </w:pPr>
-      <w:r>
-        <w:rPr>
-          <w:b w:val="0"/>
-          <w:color w:val="4A4A49"/>
-          <w:sz w:val="22"/>
-        </w:rPr>
-        <w:t>Sorteado al empezar, los cinco equipos tienen que estar listos desde el primer minuto y todos escuchan a todos.</w:t>
-      </w:r>
-    </w:p>
-    <w:p>
-      <w:pPr>
-        <w:pStyle w:val="ListBullet"/>
-      </w:pPr>
-      <w:r>
-        <w:rPr>
-          <w:b w:val="0"/>
-          <w:color w:val="4A4A49"/>
-          <w:sz w:val="22"/>
-        </w:rPr>
-        <w:t>Toma dos minutos y cada semestre salva al menos un equipo.</w:t>
-      </w:r>
-    </w:p>
-    <w:p>
-      <w:pPr>
-        <w:pStyle w:val="ListBullet"/>
-      </w:pPr>
-      <w:r>
-        <w:rPr>
-          <w:b w:val="0"/>
-          <w:color w:val="4A4A49"/>
-          <w:sz w:val="22"/>
-        </w:rPr>
-        <w:t>Una fila por equipo con lo más fuerte, lo que no quedó claro y una pregunta.</w:t>
+        <w:t>Desarrollo de la clase, minuto a minuto (90 min)</w:t>
       </w:r>
     </w:p>
     <w:p>
@@ -660,457 +721,7 @@
           <w:color w:val="1A1C1D"/>
           <w:sz w:val="32"/>
         </w:rPr>
-        <w:t>Cómo se califica cada tramo, sin discutir con el reloj - diapositiva 5</w:t>
-      </w:r>
-    </w:p>
-    <w:p>
-      <w:r>
-        <w:rPr>
-          <w:b w:val="0"/>
-          <w:color w:val="4A4A49"/>
-          <w:sz w:val="22"/>
-        </w:rPr>
-        <w:t>Proyectado en la lamina «Cómo se encuadra el día, y por qué el sorteo importa (2/2)» (4 vinetas).</w:t>
-      </w:r>
-    </w:p>
-    <w:p>
-      <w:pPr>
-        <w:spacing w:before="200" w:after="60"/>
-      </w:pPr>
-      <w:r>
-        <w:rPr>
-          <w:b/>
-          <w:color w:val="1A1C1D"/>
-          <w:sz w:val="32"/>
-        </w:rPr>
-        <w:t>Las preguntas: los tres minutos que destapan el trabajo real - diapositiva 7</w:t>
-      </w:r>
-    </w:p>
-    <w:p>
-      <w:r>
-        <w:rPr>
-          <w:b w:val="0"/>
-          <w:color w:val="4A4A49"/>
-          <w:sz w:val="22"/>
-        </w:rPr>
-        <w:t>Proyectado en la lamina «Cómo se califica cada tramo, sin discutir con el reloj (1/2)» (5 vinetas).</w:t>
-      </w:r>
-    </w:p>
-    <w:p>
-      <w:pPr>
-        <w:pStyle w:val="ListBullet"/>
-      </w:pPr>
-      <w:r>
-        <w:rPr>
-          <w:b w:val="0"/>
-          <w:color w:val="4A4A49"/>
-          <w:sz w:val="22"/>
-        </w:rPr>
-        <w:t>Tenga la tabla de cinco tramos por equipo abierta y anote el puntaje al terminar cada tramo, más una frase de por qué.</w:t>
-      </w:r>
-    </w:p>
-    <w:p>
-      <w:pPr>
-        <w:pStyle w:val="ListBullet"/>
-      </w:pPr>
-      <w:r>
-        <w:rPr>
-          <w:b w:val="0"/>
-          <w:color w:val="4A4A49"/>
-          <w:sz w:val="22"/>
-        </w:rPr>
-        <w:t xml:space="preserve">Esa frase es lo que después se devuelve como retroalimentación. </w:t>
-      </w:r>
-      <w:r>
-        <w:rPr>
-          <w:b/>
-          <w:color w:val="4A4A49"/>
-          <w:sz w:val="22"/>
-        </w:rPr>
-        <w:t>Los dos descuentos hay que aplicarlos, y anunciarlos antes.</w:t>
-      </w:r>
-      <w:r>
-        <w:rPr>
-          <w:b w:val="0"/>
-          <w:color w:val="4A4A49"/>
-          <w:sz w:val="22"/>
-        </w:rPr>
-        <w:t xml:space="preserve"> Hasta 10 puntos si no todos los integrantes hablan —porque la exposición en equipo es lo que se está evaluando— y hasta 10 si nadie sabe responder una pregunta de su propio tramo.</w:t>
-      </w:r>
-    </w:p>
-    <w:p>
-      <w:pPr>
-        <w:spacing w:before="200" w:after="60"/>
-      </w:pPr>
-      <w:r>
-        <w:rPr>
-          <w:b/>
-          <w:color w:val="1A1C1D"/>
-          <w:sz w:val="32"/>
-        </w:rPr>
-        <w:t>El cierre: qué hacer con lo que salió hoy - diapositiva 8</w:t>
-      </w:r>
-    </w:p>
-    <w:p>
-      <w:r>
-        <w:rPr>
-          <w:b w:val="0"/>
-          <w:color w:val="4A4A49"/>
-          <w:sz w:val="22"/>
-        </w:rPr>
-        <w:t>Proyectado en la lamina «Cómo se califica cada tramo, sin discutir con el reloj (2/2)» (5 vinetas).</w:t>
-      </w:r>
-    </w:p>
-    <w:p>
-      <w:pPr>
-        <w:spacing w:before="200" w:after="60"/>
-      </w:pPr>
-      <w:r>
-        <w:rPr>
-          <w:b/>
-          <w:color w:val="1A1C1D"/>
-          <w:sz w:val="32"/>
-        </w:rPr>
-        <w:t>Referencias a diapositivas</w:t>
-      </w:r>
-    </w:p>
-    <w:p>
-      <w:r>
-        <w:rPr>
-          <w:b w:val="0"/>
-          <w:color w:val="4A4A49"/>
-          <w:sz w:val="22"/>
-        </w:rPr>
-        <w:t xml:space="preserve">Numeración real del deck </w:t>
-      </w:r>
-      <w:r>
-        <w:rPr>
-          <w:rFonts w:ascii="Consolas" w:hAnsi="Consolas"/>
-          <w:b w:val="0"/>
-          <w:color w:val="111111"/>
-          <w:sz w:val="21"/>
-        </w:rPr>
-        <w:t>Clases/Clase 15 - Exposicion final de proyectos/Presentacion.pptx</w:t>
-      </w:r>
-      <w:r>
-        <w:rPr>
-          <w:b w:val="0"/>
-          <w:color w:val="4A4A49"/>
-          <w:sz w:val="22"/>
-        </w:rPr>
-        <w:t>. Las etiquetas [Slide N] del plan y las referencias del fundamento apuntan aquí.</w:t>
-      </w:r>
-    </w:p>
-    <w:p>
-      <w:pPr>
-        <w:pStyle w:val="ListNumber"/>
-      </w:pPr>
-      <w:r>
-        <w:rPr>
-          <w:b w:val="0"/>
-          <w:color w:val="4A4A49"/>
-          <w:sz w:val="22"/>
-        </w:rPr>
-        <w:t>Portada · Clase 15</w:t>
-      </w:r>
-    </w:p>
-    <w:p>
-      <w:pPr>
-        <w:pStyle w:val="ListNumber"/>
-      </w:pPr>
-      <w:r>
-        <w:rPr>
-          <w:b w:val="0"/>
-          <w:color w:val="4A4A49"/>
-          <w:sz w:val="22"/>
-        </w:rPr>
-        <w:t>Agenda de hoy (90 min)</w:t>
-      </w:r>
-    </w:p>
-    <w:p>
-      <w:pPr>
-        <w:pStyle w:val="ListNumber"/>
-      </w:pPr>
-      <w:r>
-        <w:rPr>
-          <w:b w:val="0"/>
-          <w:color w:val="4A4A49"/>
-          <w:sz w:val="22"/>
-        </w:rPr>
-        <w:t>Objetivos de la sesión</w:t>
-      </w:r>
-    </w:p>
-    <w:p>
-      <w:pPr>
-        <w:pStyle w:val="ListNumber"/>
-      </w:pPr>
-      <w:r>
-        <w:rPr>
-          <w:b w:val="0"/>
-          <w:color w:val="4A4A49"/>
-          <w:sz w:val="22"/>
-        </w:rPr>
-        <w:t>Pregunta de entrada</w:t>
-      </w:r>
-    </w:p>
-    <w:p>
-      <w:pPr>
-        <w:pStyle w:val="ListNumber"/>
-      </w:pPr>
-      <w:r>
-        <w:rPr>
-          <w:b w:val="0"/>
-          <w:color w:val="4A4A49"/>
-          <w:sz w:val="22"/>
-        </w:rPr>
-        <w:t>Con qué se califica hoy</w:t>
-      </w:r>
-    </w:p>
-    <w:p>
-      <w:pPr>
-        <w:pStyle w:val="ListNumber"/>
-      </w:pPr>
-      <w:r>
-        <w:rPr>
-          <w:b w:val="0"/>
-          <w:color w:val="4A4A49"/>
-          <w:sz w:val="22"/>
-        </w:rPr>
-        <w:t>El orden del día, y qué hace el equipo que no está exponiendo</w:t>
-      </w:r>
-    </w:p>
-    <w:p>
-      <w:pPr>
-        <w:pStyle w:val="ListNumber"/>
-      </w:pPr>
-      <w:r>
-        <w:rPr>
-          <w:b w:val="0"/>
-          <w:color w:val="4A4A49"/>
-          <w:sz w:val="22"/>
-        </w:rPr>
-        <w:t>Los tres minutos de preguntas también se califican</w:t>
-      </w:r>
-    </w:p>
-    <w:p>
-      <w:pPr>
-        <w:pStyle w:val="ListNumber"/>
-      </w:pPr>
-      <w:r>
-        <w:rPr>
-          <w:b w:val="0"/>
-          <w:color w:val="4A4A49"/>
-          <w:sz w:val="22"/>
-        </w:rPr>
-        <w:t>Tres cosas antes de empezar</w:t>
-      </w:r>
-    </w:p>
-    <w:p>
-      <w:pPr>
-        <w:pStyle w:val="ListNumber"/>
-      </w:pPr>
-      <w:r>
-        <w:rPr>
-          <w:b w:val="0"/>
-          <w:color w:val="4A4A49"/>
-          <w:sz w:val="22"/>
-        </w:rPr>
-        <w:t>Cómo se encuadra el día, y por qué el sorteo importa (1/2)</w:t>
-      </w:r>
-    </w:p>
-    <w:p>
-      <w:pPr>
-        <w:pStyle w:val="ListNumber"/>
-      </w:pPr>
-      <w:r>
-        <w:rPr>
-          <w:b w:val="0"/>
-          <w:color w:val="4A4A49"/>
-          <w:sz w:val="22"/>
-        </w:rPr>
-        <w:t>Cómo se encuadra el día, y por qué el sorteo importa (2/2)</w:t>
-      </w:r>
-    </w:p>
-    <w:p>
-      <w:pPr>
-        <w:pStyle w:val="ListNumber"/>
-      </w:pPr>
-      <w:r>
-        <w:rPr>
-          <w:b w:val="0"/>
-          <w:color w:val="4A4A49"/>
-          <w:sz w:val="22"/>
-        </w:rPr>
-        <w:t>Cómo se califica cada tramo, sin discutir con el reloj (1/2)</w:t>
-      </w:r>
-    </w:p>
-    <w:p>
-      <w:pPr>
-        <w:pStyle w:val="ListNumber"/>
-      </w:pPr>
-      <w:r>
-        <w:rPr>
-          <w:b w:val="0"/>
-          <w:color w:val="4A4A49"/>
-          <w:sz w:val="22"/>
-        </w:rPr>
-        <w:t>Cómo se califica cada tramo, sin discutir con el reloj (2/2)</w:t>
-      </w:r>
-    </w:p>
-    <w:p>
-      <w:pPr>
-        <w:pStyle w:val="ListNumber"/>
-      </w:pPr>
-      <w:r>
-        <w:rPr>
-          <w:b w:val="0"/>
-          <w:color w:val="4A4A49"/>
-          <w:sz w:val="22"/>
-        </w:rPr>
-        <w:t>Las preguntas: los tres minutos que destapan el trabajo real (1/2)</w:t>
-      </w:r>
-    </w:p>
-    <w:p>
-      <w:pPr>
-        <w:pStyle w:val="ListNumber"/>
-      </w:pPr>
-      <w:r>
-        <w:rPr>
-          <w:b w:val="0"/>
-          <w:color w:val="4A4A49"/>
-          <w:sz w:val="22"/>
-        </w:rPr>
-        <w:t>Las preguntas: los tres minutos que destapan el trabajo real (2/2)</w:t>
-      </w:r>
-    </w:p>
-    <w:p>
-      <w:pPr>
-        <w:pStyle w:val="ListNumber"/>
-      </w:pPr>
-      <w:r>
-        <w:rPr>
-          <w:b w:val="0"/>
-          <w:color w:val="4A4A49"/>
-          <w:sz w:val="22"/>
-        </w:rPr>
-        <w:t>El cierre: qué hacer con lo que salió hoy (1/2)</w:t>
-      </w:r>
-    </w:p>
-    <w:p>
-      <w:pPr>
-        <w:pStyle w:val="ListNumber"/>
-      </w:pPr>
-      <w:r>
-        <w:rPr>
-          <w:b w:val="0"/>
-          <w:color w:val="4A4A49"/>
-          <w:sz w:val="22"/>
-        </w:rPr>
-        <w:t>El cierre: qué hacer con lo que salió hoy (2/2)</w:t>
-      </w:r>
-    </w:p>
-    <w:p>
-      <w:pPr>
-        <w:pStyle w:val="ListNumber"/>
-      </w:pPr>
-      <w:r>
-        <w:rPr>
-          <w:b w:val="0"/>
-          <w:color w:val="4A4A49"/>
-          <w:sz w:val="22"/>
-        </w:rPr>
-        <w:t>Plantilla del entregable: los 5 bloques</w:t>
-      </w:r>
-    </w:p>
-    <w:p>
-      <w:pPr>
-        <w:pStyle w:val="ListNumber"/>
-      </w:pPr>
-      <w:r>
-        <w:rPr>
-          <w:b w:val="0"/>
-          <w:color w:val="4A4A49"/>
-          <w:sz w:val="22"/>
-        </w:rPr>
-        <w:t>Guion de la exposicion, con tiempos</w:t>
-      </w:r>
-    </w:p>
-    <w:p>
-      <w:pPr>
-        <w:pStyle w:val="ListNumber"/>
-      </w:pPr>
-      <w:r>
-        <w:rPr>
-          <w:b w:val="0"/>
-          <w:color w:val="4A4A49"/>
-          <w:sz w:val="22"/>
-        </w:rPr>
-        <w:t>Taller de hoy: Exposición final del proyecto</w:t>
-      </w:r>
-    </w:p>
-    <w:p>
-      <w:pPr>
-        <w:pStyle w:val="ListNumber"/>
-      </w:pPr>
-      <w:r>
-        <w:rPr>
-          <w:b w:val="0"/>
-          <w:color w:val="4A4A49"/>
-          <w:sz w:val="22"/>
-        </w:rPr>
-        <w:t>Cómo se expone en 9 minutos</w:t>
-      </w:r>
-    </w:p>
-    <w:p>
-      <w:pPr>
-        <w:pStyle w:val="ListNumber"/>
-      </w:pPr>
-      <w:r>
-        <w:rPr>
-          <w:b w:val="0"/>
-          <w:color w:val="4A4A49"/>
-          <w:sz w:val="22"/>
-        </w:rPr>
-        <w:t>Para la Clase 16</w:t>
-      </w:r>
-    </w:p>
-    <w:p>
-      <w:pPr>
-        <w:pStyle w:val="ListNumber"/>
-      </w:pPr>
-      <w:r>
-        <w:rPr>
-          <w:b w:val="0"/>
-          <w:color w:val="4A4A49"/>
-          <w:sz w:val="22"/>
-        </w:rPr>
-        <w:t>Cierre · Nos vemos en la Clase 16 · la última</w:t>
-      </w:r>
-    </w:p>
-    <w:p>
-      <w:pPr>
-        <w:spacing w:before="200" w:after="60"/>
-      </w:pPr>
-      <w:r>
-        <w:rPr>
-          <w:b/>
-          <w:color w:val="1A1C1D"/>
-          <w:sz w:val="32"/>
-        </w:rPr>
-        <w:t>Plan de clase minuto a minuto (90 min)</w:t>
-      </w:r>
-    </w:p>
-    <w:p>
-      <w:pPr>
-        <w:spacing w:before="200" w:after="60"/>
-      </w:pPr>
-      <w:r>
-        <w:rPr>
-          <w:b/>
-          <w:color w:val="1A1C1D"/>
-          <w:sz w:val="32"/>
-        </w:rPr>
-        <w:t>00:00–00:10 · Apertura y encuadre · [Slide 4]…[Slide 8]</w:t>
+        <w:t>00:00–00:10 · Apertura y encuadre · [Slide 4]…[Slide 9]</w:t>
       </w:r>
     </w:p>
     <w:p>
@@ -1309,7 +920,7 @@
           <w:color w:val="4A4A49"/>
           <w:sz w:val="22"/>
         </w:rPr>
-        <w:t xml:space="preserve"> · [Slide 8] </w:t>
+        <w:t xml:space="preserve"> · [Slide 9] </w:t>
       </w:r>
       <w:r>
         <w:rPr>
@@ -1356,7 +967,7 @@
           <w:color w:val="1A1C1D"/>
           <w:sz w:val="32"/>
         </w:rPr>
-        <w:t>00:10–01:10 · Exposiciones finales (60 min) · [Slide 9][Slide 10]</w:t>
+        <w:t>00:10–01:10 · Exposiciones finales (60 min) · [Slide 10][Slide 11]</w:t>
       </w:r>
     </w:p>
     <w:p>
@@ -1682,7 +1293,7 @@
           <w:color w:val="1A1C1D"/>
           <w:sz w:val="32"/>
         </w:rPr>
-        <w:t>01:22–01:30 · Cierre · [Slide 11][Slide 12]</w:t>
+        <w:t>01:22–01:30 · Cierre · [Slide 12][Slide 13]</w:t>
       </w:r>
     </w:p>
     <w:p>
@@ -1791,6 +1402,48 @@
     </w:p>
     <w:p>
       <w:pPr>
+        <w:ind w:left="432"/>
+        <w:shd w:val="clear" w:fill="F7F7F8"/>
+      </w:pPr>
+      <w:r>
+        <w:rPr>
+          <w:b/>
+          <w:i/>
+          <w:color w:val="4A4A49"/>
+          <w:sz w:val="21"/>
+        </w:rPr>
+        <w:t>Ejemplos resueltos</w:t>
+      </w:r>
+      <w:r>
+        <w:rPr>
+          <w:b w:val="0"/>
+          <w:i/>
+          <w:color w:val="4A4A49"/>
+          <w:sz w:val="21"/>
+        </w:rPr>
+        <w:t xml:space="preserve"> (láminas 8): cada uno va justo después de su concepto y se recorre </w:t>
+      </w:r>
+      <w:r>
+        <w:rPr>
+          <w:b/>
+          <w:i/>
+          <w:color w:val="4A4A49"/>
+          <w:sz w:val="21"/>
+        </w:rPr>
+        <w:t>dentro del tiempo de ese concepto</w:t>
+      </w:r>
+      <w:r>
+        <w:rPr>
+          <w:b w:val="0"/>
+          <w:i/>
+          <w:color w:val="4A4A49"/>
+          <w:sz w:val="21"/>
+        </w:rPr>
+        <w:t>, no aparte. Cómo recorrerlo está en sus notas del presentador.</w:t>
+      </w:r>
+    </w:p>
+    <w:p>
+      <w:pPr>
         <w:spacing w:before="200" w:after="60"/>
       </w:pPr>
       <w:r>
@@ -1799,7 +1452,216 @@
           <w:color w:val="1A1C1D"/>
           <w:sz w:val="32"/>
         </w:rPr>
-        <w:t>Errores frecuentes y cómo cortarlos en caliente</w:t>
+        <w:t>Mapa de láminas</w:t>
+      </w:r>
+    </w:p>
+    <w:p>
+      <w:r>
+        <w:rPr>
+          <w:b w:val="0"/>
+          <w:color w:val="4A4A49"/>
+          <w:sz w:val="22"/>
+        </w:rPr>
+        <w:t xml:space="preserve">Numeración real del deck </w:t>
+      </w:r>
+      <w:r>
+        <w:rPr>
+          <w:rFonts w:ascii="Consolas" w:hAnsi="Consolas"/>
+          <w:b w:val="0"/>
+          <w:color w:val="111111"/>
+          <w:sz w:val="21"/>
+        </w:rPr>
+        <w:t>Clases/Clase 15 - Exposicion final de proyectos/Presentacion.pptx</w:t>
+      </w:r>
+      <w:r>
+        <w:rPr>
+          <w:b w:val="0"/>
+          <w:color w:val="4A4A49"/>
+          <w:sz w:val="22"/>
+        </w:rPr>
+        <w:t>. Las etiquetas [Slide N] del plan y las referencias del fundamento apuntan aquí.</w:t>
+      </w:r>
+    </w:p>
+    <w:p>
+      <w:pPr>
+        <w:pStyle w:val="ListNumber"/>
+      </w:pPr>
+      <w:r>
+        <w:rPr>
+          <w:b w:val="0"/>
+          <w:color w:val="4A4A49"/>
+          <w:sz w:val="22"/>
+        </w:rPr>
+        <w:t>Portada · Clase 15</w:t>
+      </w:r>
+    </w:p>
+    <w:p>
+      <w:pPr>
+        <w:pStyle w:val="ListNumber"/>
+      </w:pPr>
+      <w:r>
+        <w:rPr>
+          <w:b w:val="0"/>
+          <w:color w:val="4A4A49"/>
+          <w:sz w:val="22"/>
+        </w:rPr>
+        <w:t>Agenda de hoy (90 min)</w:t>
+      </w:r>
+    </w:p>
+    <w:p>
+      <w:pPr>
+        <w:pStyle w:val="ListNumber"/>
+      </w:pPr>
+      <w:r>
+        <w:rPr>
+          <w:b w:val="0"/>
+          <w:color w:val="4A4A49"/>
+          <w:sz w:val="22"/>
+        </w:rPr>
+        <w:t>Objetivos de la sesión</w:t>
+      </w:r>
+    </w:p>
+    <w:p>
+      <w:pPr>
+        <w:pStyle w:val="ListNumber"/>
+      </w:pPr>
+      <w:r>
+        <w:rPr>
+          <w:b w:val="0"/>
+          <w:color w:val="4A4A49"/>
+          <w:sz w:val="22"/>
+        </w:rPr>
+        <w:t>Pregunta de entrada</w:t>
+      </w:r>
+    </w:p>
+    <w:p>
+      <w:pPr>
+        <w:pStyle w:val="ListNumber"/>
+      </w:pPr>
+      <w:r>
+        <w:rPr>
+          <w:b w:val="0"/>
+          <w:color w:val="4A4A49"/>
+          <w:sz w:val="22"/>
+        </w:rPr>
+        <w:t>Con qué se califica hoy</w:t>
+      </w:r>
+    </w:p>
+    <w:p>
+      <w:pPr>
+        <w:pStyle w:val="ListNumber"/>
+      </w:pPr>
+      <w:r>
+        <w:rPr>
+          <w:b w:val="0"/>
+          <w:color w:val="4A4A49"/>
+          <w:sz w:val="22"/>
+        </w:rPr>
+        <w:t>El orden del día, y qué hace el equipo que no está exponiendo</w:t>
+      </w:r>
+    </w:p>
+    <w:p>
+      <w:pPr>
+        <w:pStyle w:val="ListNumber"/>
+      </w:pPr>
+      <w:r>
+        <w:rPr>
+          <w:b w:val="0"/>
+          <w:color w:val="4A4A49"/>
+          <w:sz w:val="22"/>
+        </w:rPr>
+        <w:t>Los tres minutos de preguntas también se califican</w:t>
+      </w:r>
+    </w:p>
+    <w:p>
+      <w:pPr>
+        <w:pStyle w:val="ListNumber"/>
+      </w:pPr>
+      <w:r>
+        <w:rPr>
+          <w:b w:val="0"/>
+          <w:color w:val="4A4A49"/>
+          <w:sz w:val="22"/>
+        </w:rPr>
+        <w:t>Ejemplo: la misma pregunta, dos respuestas</w:t>
+      </w:r>
+    </w:p>
+    <w:p>
+      <w:pPr>
+        <w:pStyle w:val="ListNumber"/>
+      </w:pPr>
+      <w:r>
+        <w:rPr>
+          <w:b w:val="0"/>
+          <w:color w:val="4A4A49"/>
+          <w:sz w:val="22"/>
+        </w:rPr>
+        <w:t>Tres cosas antes de empezar</w:t>
+      </w:r>
+    </w:p>
+    <w:p>
+      <w:pPr>
+        <w:pStyle w:val="ListNumber"/>
+      </w:pPr>
+      <w:r>
+        <w:rPr>
+          <w:b w:val="0"/>
+          <w:color w:val="4A4A49"/>
+          <w:sz w:val="22"/>
+        </w:rPr>
+        <w:t>Taller de hoy: Exposición final del proyecto</w:t>
+      </w:r>
+    </w:p>
+    <w:p>
+      <w:pPr>
+        <w:pStyle w:val="ListNumber"/>
+      </w:pPr>
+      <w:r>
+        <w:rPr>
+          <w:b w:val="0"/>
+          <w:color w:val="4A4A49"/>
+          <w:sz w:val="22"/>
+        </w:rPr>
+        <w:t>Cómo se expone en 9 minutos</w:t>
+      </w:r>
+    </w:p>
+    <w:p>
+      <w:pPr>
+        <w:pStyle w:val="ListNumber"/>
+      </w:pPr>
+      <w:r>
+        <w:rPr>
+          <w:b w:val="0"/>
+          <w:color w:val="4A4A49"/>
+          <w:sz w:val="22"/>
+        </w:rPr>
+        <w:t>Para la Clase 16</w:t>
+      </w:r>
+    </w:p>
+    <w:p>
+      <w:pPr>
+        <w:pStyle w:val="ListNumber"/>
+      </w:pPr>
+      <w:r>
+        <w:rPr>
+          <w:b w:val="0"/>
+          <w:color w:val="4A4A49"/>
+          <w:sz w:val="22"/>
+        </w:rPr>
+        <w:t>Cierre · Nos vemos en la Clase 16 · la última</w:t>
+      </w:r>
+    </w:p>
+    <w:p>
+      <w:pPr>
+        <w:spacing w:before="200" w:after="60"/>
+      </w:pPr>
+      <w:r>
+        <w:rPr>
+          <w:b/>
+          <w:color w:val="1A1C1D"/>
+          <w:sz w:val="32"/>
+        </w:rPr>
+        <w:t>Si pasa esto en clase</w:t>
       </w:r>
     </w:p>
     <w:tbl>
@@ -2146,7 +2008,7 @@
           <w:color w:val="1A1C1D"/>
           <w:sz w:val="32"/>
         </w:rPr>
-        <w:t>Dudas frecuentes del estudiante</w:t>
+        <w:t>Preguntas que suelen hacer</w:t>
       </w:r>
     </w:p>
     <w:p>
@@ -2323,7 +2185,7 @@
           <w:color w:val="1A1C1D"/>
           <w:sz w:val="32"/>
         </w:rPr>
-        <w:t>Notas operativas</w:t>
+        <w:t>Antes de empezar</w:t>
       </w:r>
     </w:p>
     <w:p>

--- a/Introduccion a la Ingenieria/Kit docente/Clase 15/Guion Docente Clase 15 - Exposicion final de proyectos.docx
+++ b/Introduccion a la Ingenieria/Kit docente/Clase 15/Guion Docente Clase 15 - Exposicion final de proyectos.docx
@@ -967,7 +967,7 @@
           <w:color w:val="1A1C1D"/>
           <w:sz w:val="32"/>
         </w:rPr>
-        <w:t>00:10–01:10 · Exposiciones finales (60 min) · [Slide 10][Slide 11]</w:t>
+        <w:t>00:10–01:10 · Exposiciones finales (60 min) · [fuera del deck · guía del taller en la carpeta][fuera del deck · guía del taller en la carpeta]</w:t>
       </w:r>
     </w:p>
     <w:p>
@@ -1293,7 +1293,7 @@
           <w:color w:val="1A1C1D"/>
           <w:sz w:val="32"/>
         </w:rPr>
-        <w:t>01:22–01:30 · Cierre · [Slide 12][Slide 13]</w:t>
+        <w:t>01:22–01:30 · Cierre · [fuera del deck · guía del taller en la carpeta][Slide 10]</w:t>
       </w:r>
     </w:p>
     <w:p>
@@ -1597,45 +1597,6 @@
           <w:sz w:val="22"/>
         </w:rPr>
         <w:t>Tres cosas antes de empezar</w:t>
-      </w:r>
-    </w:p>
-    <w:p>
-      <w:pPr>
-        <w:pStyle w:val="ListNumber"/>
-      </w:pPr>
-      <w:r>
-        <w:rPr>
-          <w:b w:val="0"/>
-          <w:color w:val="4A4A49"/>
-          <w:sz w:val="22"/>
-        </w:rPr>
-        <w:t>Taller de hoy: Exposición final del proyecto</w:t>
-      </w:r>
-    </w:p>
-    <w:p>
-      <w:pPr>
-        <w:pStyle w:val="ListNumber"/>
-      </w:pPr>
-      <w:r>
-        <w:rPr>
-          <w:b w:val="0"/>
-          <w:color w:val="4A4A49"/>
-          <w:sz w:val="22"/>
-        </w:rPr>
-        <w:t>Cómo se expone en 9 minutos</w:t>
-      </w:r>
-    </w:p>
-    <w:p>
-      <w:pPr>
-        <w:pStyle w:val="ListNumber"/>
-      </w:pPr>
-      <w:r>
-        <w:rPr>
-          <w:b w:val="0"/>
-          <w:color w:val="4A4A49"/>
-          <w:sz w:val="22"/>
-        </w:rPr>
-        <w:t>Para la Clase 16</w:t>
       </w:r>
     </w:p>
     <w:p>

--- a/Introduccion a la Ingenieria/Kit docente/Clase 15/Guion Docente Clase 15 - Exposicion final de proyectos.docx
+++ b/Introduccion a la Ingenieria/Kit docente/Clase 15/Guion Docente Clase 15 - Exposicion final de proyectos.docx
@@ -294,7 +294,7 @@
           <w:color w:val="4A4A49"/>
           <w:sz w:val="21"/>
         </w:rPr>
-        <w:t xml:space="preserve"> también se califican, y </w:t>
+        <w:t xml:space="preserve"> también son parte de la exposición, y </w:t>
       </w:r>
       <w:r>
         <w:rPr>
@@ -632,7 +632,7 @@
           <w:color w:val="4A4A49"/>
           <w:sz w:val="22"/>
         </w:rPr>
-        <w:t xml:space="preserve"> → diapositivas 4 y 6</w:t>
+        <w:t xml:space="preserve"> → diapositivas 4 y 5</w:t>
       </w:r>
     </w:p>
     <w:p>
@@ -653,7 +653,7 @@
           <w:color w:val="4A4A49"/>
           <w:sz w:val="22"/>
         </w:rPr>
-        <w:t xml:space="preserve"> → diapositiva 5</w:t>
+        <w:t xml:space="preserve"> → sin lámina: es la actividad, su guía está en la carpeta de la clase</w:t>
       </w:r>
     </w:p>
     <w:p>
@@ -674,7 +674,7 @@
           <w:color w:val="4A4A49"/>
           <w:sz w:val="22"/>
         </w:rPr>
-        <w:t xml:space="preserve"> → diapositiva 7</w:t>
+        <w:t xml:space="preserve"> → diapositiva 6</w:t>
       </w:r>
     </w:p>
     <w:p>
@@ -695,7 +695,7 @@
           <w:color w:val="4A4A49"/>
           <w:sz w:val="22"/>
         </w:rPr>
-        <w:t xml:space="preserve"> → diapositiva 9</w:t>
+        <w:t xml:space="preserve"> → diapositiva 8</w:t>
       </w:r>
     </w:p>
     <w:p>
@@ -721,7 +721,7 @@
           <w:color w:val="1A1C1D"/>
           <w:sz w:val="32"/>
         </w:rPr>
-        <w:t>00:00–00:10 · Apertura y encuadre · [Slide 4]…[Slide 9]</w:t>
+        <w:t>00:00–00:10 · Apertura y encuadre · [Slide 4]…[Slide 8]</w:t>
       </w:r>
     </w:p>
     <w:p>
@@ -793,7 +793,7 @@
           <w:color w:val="4A4A49"/>
           <w:sz w:val="22"/>
         </w:rPr>
-        <w:t xml:space="preserve"> · La rúbrica en pantalla [Slide 5]. Anuncie los dos descuentos: </w:t>
+        <w:t xml:space="preserve"> · La rúbrica en pantalla [fuera del deck · guía del taller en la carpeta]. Anuncie los dos descuentos: </w:t>
       </w:r>
       <w:r>
         <w:rPr>
@@ -846,7 +846,7 @@
           <w:color w:val="4A4A49"/>
           <w:sz w:val="22"/>
         </w:rPr>
-        <w:t xml:space="preserve"> · El orden del día [Slide 6] y </w:t>
+        <w:t xml:space="preserve"> · El orden del día [Slide 5] y </w:t>
       </w:r>
       <w:r>
         <w:rPr>
@@ -883,7 +883,7 @@
           <w:color w:val="4A4A49"/>
           <w:sz w:val="22"/>
         </w:rPr>
-        <w:t xml:space="preserve"> · Las preguntas [Slide 7]. Diga que </w:t>
+        <w:t xml:space="preserve"> · Las preguntas [Slide 6]. Diga que </w:t>
       </w:r>
       <w:r>
         <w:rPr>
@@ -920,7 +920,7 @@
           <w:color w:val="4A4A49"/>
           <w:sz w:val="22"/>
         </w:rPr>
-        <w:t xml:space="preserve"> · [Slide 9] </w:t>
+        <w:t xml:space="preserve"> · [Slide 8] </w:t>
       </w:r>
       <w:r>
         <w:rPr>
@@ -1293,7 +1293,7 @@
           <w:color w:val="1A1C1D"/>
           <w:sz w:val="32"/>
         </w:rPr>
-        <w:t>01:22–01:30 · Cierre · [fuera del deck · guía del taller en la carpeta][Slide 10]</w:t>
+        <w:t>01:22–01:30 · Cierre · [fuera del deck · guía del taller en la carpeta][Slide 9]</w:t>
       </w:r>
     </w:p>
     <w:p>
@@ -1421,7 +1421,7 @@
           <w:color w:val="4A4A49"/>
           <w:sz w:val="21"/>
         </w:rPr>
-        <w:t xml:space="preserve"> (láminas 8): cada uno va justo después de su concepto y se recorre </w:t>
+        <w:t xml:space="preserve"> (láminas 7): cada uno va justo después de su concepto y se recorre </w:t>
       </w:r>
       <w:r>
         <w:rPr>
@@ -1544,19 +1544,6 @@
           <w:color w:val="4A4A49"/>
           <w:sz w:val="22"/>
         </w:rPr>
-        <w:t>Con qué se califica hoy</w:t>
-      </w:r>
-    </w:p>
-    <w:p>
-      <w:pPr>
-        <w:pStyle w:val="ListNumber"/>
-      </w:pPr>
-      <w:r>
-        <w:rPr>
-          <w:b w:val="0"/>
-          <w:color w:val="4A4A49"/>
-          <w:sz w:val="22"/>
-        </w:rPr>
         <w:t>El orden del día, y qué hace el equipo que no está exponiendo</w:t>
       </w:r>
     </w:p>
@@ -1570,7 +1557,7 @@
           <w:color w:val="4A4A49"/>
           <w:sz w:val="22"/>
         </w:rPr>
-        <w:t>Los tres minutos de preguntas también se califican</w:t>
+        <w:t>Los tres minutos de preguntas también son exposición</w:t>
       </w:r>
     </w:p>
     <w:p>
